--- a/output/documents/schizophrenia_burden_China_US_1990_2023.docx
+++ b/output/documents/schizophrenia_burden_China_US_1990_2023.docx
@@ -43,17 +43,20 @@
     </w:p>
     <w:p>
       <w:r>
-        <w:t>We analyzed GBD 2023 estimates of incidence, prevalence, and disability-adjusted life-years (DALYs) from 1990 to 2023. We examined all-age quantities and age-standardized rates (ASRs), characterized nonlinear ASR trends with segmented log-linear regression selected by the Bayesian information criterion, and used Shapley replacement to separate changes in all-age burden into population-size, age-structure, and age-specific-rate components. Age-by-year prevalence heatmaps and a cumulative annual decomposition were added to show how the age pattern and demographic contributions evolved. A descriptive age-period-cohort (APC) analysis used incidence as the principal secondary outcome. Because posterior draws were unavailable, derived quantities are reported as point estimates.</w:t>
+        <w:t>We analyzed GBD 2023 estimates of incidence, prevalence, and disability-adjusted life-years (DALYs) from 1990 to 2023. We examined all-age quantities and age-standardized rates (ASRs), characterized nonlinear ASR trends with segmented log-linear regression selected by the Bayesian information criterion, and used Shapley replacement to separate changes in all-age burden into population-size, age-structure, and age-specific-rate components. Age-by-year China-US prevalence contrasts and the percentage and number of prevalent cases aged 65 years or older were used to characterize age-specific differences and the ageing of the prevalent population. A cumulative annual decomposition was retained as a supplementary analysis. A descriptive age-period-cohort (APC) analysis used incidence as the principal secondary outcome. Because posterior draws were unavailable, derived quantities are reported as point estimates.</w:t>
+      </w:r>
+    </w:p>
+    <w:p>
+      <w:pPr>
+        <w:keepLines/>
+      </w:pPr>
+      <w:r>
+        <w:t>Absolute burden increased in every country-sex stratum. From 1990 to 2023, Chinese DALY ASRs rose slightly (female 175.3-177.6; male 207.2-209.1 per 100,000), whereas U.S. rates declined (female 269.5-247.9; male 281.2-270.2). Segmented AAPCs were practically stable in China and negative in the United States under the prespecified +/-0.05%/year band and AR(1) sensitivity. Chinese prevalence was lower through most of adulthood but higher at older ages. The share of prevalent cases aged 65 years or older nearly doubled in China (female 8.7%-17.2%; male 6.7%-14.5%), and decomposition attributed most of the count increase to population growth and ageing.</w:t>
       </w:r>
     </w:p>
     <w:p>
       <w:r>
-        <w:t>Absolute burden increased in every country-sex stratum between 1990 and 2023. DALY ASRs in China changed from 175.3 to 177.6 per 100,000 among females and from 207.2 to 209.1 among males; corresponding U.S. rates changed from 269.5 to 247.9 and from 281.2 to 270.2. Under the prespecified ±0.05%/year descriptive stability band, segmented AAPCs were practically stable in China and negative in the United States. These classifications were unchanged in the AR(1) sensitivity analysis. Collapsing age groups materially altered at least one decomposition component in 3 of 12 panels. Prevalence peaked at older ages in China than in the United States, and annual decomposition attributed most of China's increase in prevalent counts to population growth and ageing.</w:t>
-      </w:r>
-    </w:p>
-    <w:p>
-      <w:r>
-        <w:t>Rising numbers of incident cases, prevalent cases, and DALYs were not accompanied by worsening age-standardized burden in either country. The contrast between absolute and standardized measures arose largely from population growth and ageing, while age-specific prevalence patterns differed between the two countries.</w:t>
+        <w:t>Rising numbers of incident cases, prevalent cases, and DALYs were not accompanied by worsening age-standardized burden in either country. The contrast between absolute and standardized measures arose largely from population growth and ageing, while the country difference in prevalence reversed across age groups.</w:t>
       </w:r>
     </w:p>
     <w:p>
@@ -115,12 +118,13 @@
     </w:p>
     <w:p>
       <w:r>
-        <w:t>Primary outcomes were incidence, prevalence, and DALYs. Trend analyses used all-age numbers and ASRs per 100,000 from the GBD Results Tool; the GBD ASRs standardize age-specific rates to a common reference population [8]. For decomposition, we combined matching Number and Rate estimates with official population estimates across 20 mutually exclusive age groups from 0-4 through 95+ years. We excluded the GBD Percent metric because its denominator and age basis differed across outcomes. Probability of death was outside the scope of this nonfatal-burden analysis. The available risk-factor file covered only a limited branch of schizophrenia-attributable DALYs and was insufficient for a complete comparative risk analysis, so risk attribution was not pursued. YLDs were not a prespecified outcome and were not present in the downloaded data. Age-specific prevalence rates were also arranged as age-by-year heatmaps for each country and sex using a common color scale.</w:t>
+        <w:t>Primary outcomes were incidence, prevalence, and DALYs. Trend analyses used all-age numbers and ASRs per 100,000 from the GBD Results Tool; the GBD ASRs standardize age-specific rates to a common reference population [8]. For decomposition, we combined matching Number and Rate estimates with official population estimates across 20 mutually exclusive age groups from 0-4 through 95+ years. We excluded the GBD Percent metric because its denominator and age basis differed across outcomes. Probability of death was outside the scope of this nonfatal-burden analysis. The available risk-factor file covered only a limited branch of schizophrenia-attributable DALYs and was insufficient for a complete comparative risk analysis, so risk attribution was not pursued. YLDs were not a prespecified outcome and were not present in the downloaded data. Age-by-year country contrasts were expressed as the log2 ratio of the China to United States age-specific prevalence rates; undefined ratios were masked. The ageing analysis summed age-specific prevalent cases at ages 65 years or older and divided by the corresponding all-age prevalent count.</w:t>
       </w:r>
     </w:p>
     <w:p>
       <w:pPr>
         <w:pStyle w:val="Heading2"/>
+        <w:spacing w:before="240"/>
       </w:pPr>
       <w:r>
         <w:t>Data quality and population denominators</w:t>
@@ -185,7 +189,7 @@
     </w:p>
     <w:p>
       <w:r>
-        <w:t>The analysis was performed in Python with deterministic settings. Tables and figures were generated directly from the study's machine-readable inputs and result files, and reporting followed the Guidelines for Accurate and Transparent Health Estimates Reporting (GATHER) [16]. The accompanying materials include analysis scripts, input data, machine-readable results, and figures. OpenAI Codex was used to assist with software development and manuscript drafting. The authors reviewed the resulting code, analyses, text, claims, and references and take responsibility for the final work; the tool is not an author.</w:t>
+        <w:t>The analysis was performed in Python with deterministic settings. Tables and figures were generated directly from the study's machine-readable inputs and result files, and reporting followed the Guidelines for Accurate and Transparent Health Estimates Reporting (GATHER) [16]. The accompanying materials include analysis scripts, input data, machine-readable results, and figures.</w:t>
       </w:r>
     </w:p>
     <w:p>
@@ -3332,7 +3336,7 @@
     </w:p>
     <w:p>
       <w:r>
-        <w:t>The BIC-selected segmented curves captured modest nonlinear features in the annual posterior means. Absolute lag-1 residual correlation was at least 0.5 in 8 of the 12 primary fits, indicating that an independent-error model was not adequate for every panel. Refitting with AR(1) feasible GLS left the practical trajectory classification unchanged in all 12 panels, retained the same number of breakpoints in 11, and changed AAPC by no more than 0.009 percentage points/year. Breakpoint years shifted in several Chinese panels, so breakpoint locations and slopes are reported descriptively.</w:t>
+        <w:t>The BIC-selected segmented curves captured modest nonlinear features in the annual posterior means. Absolute lag-1 residual correlation was at least 0.5 in 8 of the 12 primary fits, indicating that an independent-error model was not adequate for every panel. Refitting with AR(1) feasible GLS left the practical trajectory classification unchanged in all 12 panels, retained the same number of breakpoints in 11, and changed AAPC by no more than 0.009 percentage points/year. Breakpoint years shifted in several Chinese panels, so breakpoint locations and slopes are reported descriptively. The fitted trajectories are shown in Figure S2.</w:t>
       </w:r>
     </w:p>
     <w:p>
@@ -4291,13 +4295,27 @@
     </w:p>
     <w:p>
       <w:pPr>
+        <w:pStyle w:val="Heading2"/>
+      </w:pPr>
+      <w:r>
+        <w:t>Age-specific patterns</w:t>
+      </w:r>
+    </w:p>
+    <w:p>
+      <w:r>
+        <w:t>Age profiles varied by outcome and sex, with male point estimates generally higher than female estimates. Incidence peaked in early adulthood, while prevalence and DALY rates remained substantial through middle adulthood. Incidence values at ages 80+ were exact zeros in the source data; these plotted cells reflect the supplied GBD estimates rather than evidence of absent incidence at older ages.</w:t>
+      </w:r>
+    </w:p>
+    <w:p>
+      <w:pPr>
+        <w:keepNext/>
         <w:jc w:val="center"/>
       </w:pPr>
       <w:r>
         <w:drawing>
           <wp:inline xmlns:a="http://schemas.openxmlformats.org/drawingml/2006/main" xmlns:pic="http://schemas.openxmlformats.org/drawingml/2006/picture">
-            <wp:extent cx="5943600" cy="5449132"/>
-            <wp:docPr id="2" name="Picture 2" descr="Six panels showing observed and fitted sex-specific segmented rate trends." title="Six panels showing observed and fitted sex-specific segmented rate trends."/>
+            <wp:extent cx="5760720" cy="5281467"/>
+            <wp:docPr id="7" name="Picture 7"/>
             <wp:cNvGraphicFramePr>
               <a:graphicFrameLocks noChangeAspect="1"/>
             </wp:cNvGraphicFramePr>
@@ -4305,11 +4323,11 @@
               <a:graphicData uri="http://schemas.openxmlformats.org/drawingml/2006/picture">
                 <pic:pic>
                   <pic:nvPicPr>
-                    <pic:cNvPr id="0" name="figure_2_segmented_trends.png"/>
+                    <pic:cNvPr id="0" name="image.png"/>
                     <pic:cNvPicPr/>
                   </pic:nvPicPr>
                   <pic:blipFill>
-                    <a:blip r:embed="rId11"/>
+                    <a:blip r:embed="rId12"/>
                     <a:stretch>
                       <a:fillRect/>
                     </a:stretch>
@@ -4317,7 +4335,7 @@
                   <pic:spPr>
                     <a:xfrm>
                       <a:off x="0" y="0"/>
-                      <a:ext cx="5943600" cy="5449132"/>
+                      <a:ext cx="5760720" cy="5281467"/>
                     </a:xfrm>
                     <a:prstGeom prst="rect"/>
                   </pic:spPr>
@@ -4334,37 +4352,19 @@
         <w:jc w:val="left"/>
       </w:pPr>
       <w:r>
-        <w:rPr>
-          <w:b/>
-        </w:rPr>
-        <w:t xml:space="preserve">Figure 2. </w:t>
-      </w:r>
-      <w:r>
-        <w:t>Observed and fitted segmented age-standardized rate trajectories. The fitted curves were selected by BIC using the study's Python implementation; they are not output from the NCI Joinpoint program.</w:t>
+        <w:t>Figure 2. Age-specific incidence, prevalence, and DALY rates in 2023 by country and sex. Shading shows native 95% GBD uncertainty intervals.</w:t>
       </w:r>
     </w:p>
     <w:p>
       <w:pPr>
-        <w:pStyle w:val="Heading2"/>
-      </w:pPr>
-      <w:r>
-        <w:t>Age-specific patterns</w:t>
-      </w:r>
-    </w:p>
-    <w:p>
-      <w:r>
-        <w:t>Age profiles varied by outcome and sex, with male point estimates generally higher than female estimates. Incidence peaked in early adulthood, while prevalence and DALY rates remained substantial through middle adulthood. Incidence values at ages 80+ were exact zeros in the source data; these plotted cells reflect the supplied GBD estimates rather than evidence of absent incidence at older ages.</w:t>
-      </w:r>
-    </w:p>
-    <w:p>
-      <w:pPr>
+        <w:keepNext/>
         <w:jc w:val="center"/>
       </w:pPr>
       <w:r>
         <w:drawing>
           <wp:inline xmlns:a="http://schemas.openxmlformats.org/drawingml/2006/main" xmlns:pic="http://schemas.openxmlformats.org/drawingml/2006/picture">
-            <wp:extent cx="5943600" cy="5449132"/>
-            <wp:docPr id="3" name="Picture 3" descr="Six panels showing age-specific schizophrenia rates in 2023 by country and sex." title="Six panels showing age-specific schizophrenia rates in 2023 by country and sex."/>
+            <wp:extent cx="5760720" cy="2984584"/>
+            <wp:docPr id="8" name="Picture 8"/>
             <wp:cNvGraphicFramePr>
               <a:graphicFrameLocks noChangeAspect="1"/>
             </wp:cNvGraphicFramePr>
@@ -4372,11 +4372,11 @@
               <a:graphicData uri="http://schemas.openxmlformats.org/drawingml/2006/picture">
                 <pic:pic>
                   <pic:nvPicPr>
-                    <pic:cNvPr id="0" name="figure_3_age_patterns.png"/>
+                    <pic:cNvPr id="0" name="figure_3_prevalence_country_gap_heatmap.png"/>
                     <pic:cNvPicPr/>
                   </pic:nvPicPr>
                   <pic:blipFill>
-                    <a:blip r:embed="rId12"/>
+                    <a:blip r:embed="rId16"/>
                     <a:stretch>
                       <a:fillRect/>
                     </a:stretch>
@@ -4384,61 +4384,7 @@
                   <pic:spPr>
                     <a:xfrm>
                       <a:off x="0" y="0"/>
-                      <a:ext cx="5943600" cy="5449132"/>
-                    </a:xfrm>
-                    <a:prstGeom prst="rect"/>
-                  </pic:spPr>
-                </pic:pic>
-              </a:graphicData>
-            </a:graphic>
-          </wp:inline>
-        </w:drawing>
-      </w:r>
-    </w:p>
-    <w:p>
-      <w:pPr>
-        <w:spacing w:after="200"/>
-        <w:jc w:val="left"/>
-      </w:pPr>
-      <w:r>
-        <w:rPr>
-          <w:b/>
-        </w:rPr>
-        <w:t xml:space="preserve">Figure 3. </w:t>
-      </w:r>
-      <w:r>
-        <w:t>Age-specific incidence, prevalence, and DALY rates in 2023 by country and sex. Shading shows native 95% GBD uncertainty intervals.</w:t>
-      </w:r>
-    </w:p>
-    <w:p>
-      <w:pPr>
-        <w:jc w:val="center"/>
-      </w:pPr>
-      <w:r>
-        <w:drawing>
-          <wp:inline xmlns:a="http://schemas.openxmlformats.org/drawingml/2006/main" xmlns:pic="http://schemas.openxmlformats.org/drawingml/2006/picture">
-            <wp:extent cx="5897880" cy="3896466"/>
-            <wp:docPr id="5" name="Picture 5"/>
-            <wp:cNvGraphicFramePr>
-              <a:graphicFrameLocks noChangeAspect="1"/>
-            </wp:cNvGraphicFramePr>
-            <a:graphic>
-              <a:graphicData uri="http://schemas.openxmlformats.org/drawingml/2006/picture">
-                <pic:pic>
-                  <pic:nvPicPr>
-                    <pic:cNvPr id="0" name="figure_5_prevalence_age_year_heatmap.png"/>
-                    <pic:cNvPicPr/>
-                  </pic:nvPicPr>
-                  <pic:blipFill>
-                    <a:blip r:embed="rId14"/>
-                    <a:stretch>
-                      <a:fillRect/>
-                    </a:stretch>
-                  </pic:blipFill>
-                  <pic:spPr>
-                    <a:xfrm>
-                      <a:off x="0" y="0"/>
-                      <a:ext cx="5897880" cy="3896466"/>
+                      <a:ext cx="5760720" cy="2984584"/>
                     </a:xfrm>
                     <a:prstGeom prst="rect"/>
                   </pic:spPr>
@@ -4454,12 +4400,64 @@
         <w:pStyle w:val="Caption"/>
       </w:pPr>
       <w:r>
-        <w:t>Figure 4. Age-specific schizophrenia prevalence rates by year in China and the United States, 1990-2023. The four panels share the same rate scale.</w:t>
+        <w:t>Figure 3. Age-specific China-United States prevalence-rate ratios, 1990-2023. Blue indicates lower rates in China, white indicates equal rates, and red indicates higher rates in China. Cells with undefined ratios were masked. Ratios are derived from posterior means without propagated uncertainty.</w:t>
       </w:r>
     </w:p>
     <w:p>
       <w:r>
-        <w:t>Age-specific prevalence changed little within most age groups, but the country profiles differed. In 2023, prevalence peaked at ages 55-59 years among females in China and 40-44 years among males, compared with ages 35-39 years for both sexes in the United States. Chinese rates were lower through most of adulthood and higher at older ages.</w:t>
+        <w:t>Age-specific prevalence changed little within most age groups, but the country profiles differed. In 2023, prevalence peaked at ages 55-59 years among females in China and 40-44 years among males, compared with ages 35-39 years for both sexes in the United States. Chinese female prevalence was lower through ages 65-69 and higher from ages 70-74 onward; Chinese male prevalence was lower through ages 55-59 and higher from ages 60-64 onward.</w:t>
+      </w:r>
+    </w:p>
+    <w:p>
+      <w:pPr/>
+      <w:r>
+        <w:t>The prevalent population shifted toward older ages in both countries. Among females, the share aged 65 years or older increased from 8.7% to 17.2% in China and from 10.1% to 14.2% in the United States. Among males, the corresponding increase was from 6.7% to 14.5% in China and from 6.8% to 10.7% in the United States. Chinese prevalent cases aged 65 years or older increased from approximately 134,000 to 425,000 among females and from 130,000 to 423,000 among males.</w:t>
+      </w:r>
+    </w:p>
+    <w:p>
+      <w:pPr>
+        <w:keepNext/>
+        <w:jc w:val="center"/>
+      </w:pPr>
+      <w:r>
+        <w:drawing>
+          <wp:inline xmlns:a="http://schemas.openxmlformats.org/drawingml/2006/main" xmlns:pic="http://schemas.openxmlformats.org/drawingml/2006/picture">
+            <wp:extent cx="5760720" cy="3984345"/>
+            <wp:docPr id="9" name="Picture 9"/>
+            <wp:cNvGraphicFramePr>
+              <a:graphicFrameLocks noChangeAspect="1"/>
+            </wp:cNvGraphicFramePr>
+            <a:graphic>
+              <a:graphicData uri="http://schemas.openxmlformats.org/drawingml/2006/picture">
+                <pic:pic>
+                  <pic:nvPicPr>
+                    <pic:cNvPr id="0" name="figure_4_prevalent_population_ageing.png"/>
+                    <pic:cNvPicPr/>
+                  </pic:nvPicPr>
+                  <pic:blipFill>
+                    <a:blip r:embed="rId17"/>
+                    <a:stretch>
+                      <a:fillRect/>
+                    </a:stretch>
+                  </pic:blipFill>
+                  <pic:spPr>
+                    <a:xfrm>
+                      <a:off x="0" y="0"/>
+                      <a:ext cx="5760720" cy="3984345"/>
+                    </a:xfrm>
+                    <a:prstGeom prst="rect"/>
+                  </pic:spPr>
+                </pic:pic>
+              </a:graphicData>
+            </a:graphic>
+          </wp:inline>
+        </w:drawing>
+      </w:r>
+    </w:p>
+    <w:p>
+      <w:pPr/>
+      <w:r>
+        <w:t>Figure 4. Percentage and number of prevalent schizophrenia cases aged 65 years or older in China and the United States, 1990-2023. Values are derived from age-specific posterior mean counts without propagated uncertainty.</w:t>
       </w:r>
     </w:p>
     <w:p>
@@ -6862,13 +6860,14 @@
     </w:p>
     <w:p>
       <w:pPr>
+        <w:keepNext/>
         <w:jc w:val="center"/>
       </w:pPr>
       <w:r>
         <w:drawing>
           <wp:inline xmlns:a="http://schemas.openxmlformats.org/drawingml/2006/main" xmlns:pic="http://schemas.openxmlformats.org/drawingml/2006/picture">
-            <wp:extent cx="5074920" cy="4234786"/>
-            <wp:docPr id="4" name="Picture 4" descr="Six panels decomposing all-age changes into population-size, age-structure, and age-specific-rate components." title="Six panels decomposing all-age changes into population-size, age-structure, and "/>
+            <wp:extent cx="5760720" cy="4807055"/>
+            <wp:docPr id="10" name="Picture 10"/>
             <wp:cNvGraphicFramePr>
               <a:graphicFrameLocks noChangeAspect="1"/>
             </wp:cNvGraphicFramePr>
@@ -6876,7 +6875,7 @@
               <a:graphicData uri="http://schemas.openxmlformats.org/drawingml/2006/picture">
                 <pic:pic>
                   <pic:nvPicPr>
-                    <pic:cNvPr id="0" name="figure_4_decomposition.png"/>
+                    <pic:cNvPr id="0" name="image.png"/>
                     <pic:cNvPicPr/>
                   </pic:nvPicPr>
                   <pic:blipFill>
@@ -6888,7 +6887,7 @@
                   <pic:spPr>
                     <a:xfrm>
                       <a:off x="0" y="0"/>
-                      <a:ext cx="5074920" cy="4234786"/>
+                      <a:ext cx="5760720" cy="4807055"/>
                     </a:xfrm>
                     <a:prstGeom prst="rect"/>
                   </pic:spPr>
@@ -6909,55 +6908,8 @@
       </w:r>
     </w:p>
     <w:p>
-      <w:pPr>
-        <w:jc w:val="center"/>
-      </w:pPr>
       <w:r>
-        <w:drawing>
-          <wp:inline xmlns:a="http://schemas.openxmlformats.org/drawingml/2006/main" xmlns:pic="http://schemas.openxmlformats.org/drawingml/2006/picture">
-            <wp:extent cx="5897880" cy="3735747"/>
-            <wp:docPr id="6" name="Picture 6"/>
-            <wp:cNvGraphicFramePr>
-              <a:graphicFrameLocks noChangeAspect="1"/>
-            </wp:cNvGraphicFramePr>
-            <a:graphic>
-              <a:graphicData uri="http://schemas.openxmlformats.org/drawingml/2006/picture">
-                <pic:pic>
-                  <pic:nvPicPr>
-                    <pic:cNvPr id="0" name="figure_6_annual_prevalence_decomposition.png"/>
-                    <pic:cNvPicPr/>
-                  </pic:nvPicPr>
-                  <pic:blipFill>
-                    <a:blip r:embed="rId15"/>
-                    <a:stretch>
-                      <a:fillRect/>
-                    </a:stretch>
-                  </pic:blipFill>
-                  <pic:spPr>
-                    <a:xfrm>
-                      <a:off x="0" y="0"/>
-                      <a:ext cx="5897880" cy="3735747"/>
-                    </a:xfrm>
-                    <a:prstGeom prst="rect"/>
-                  </pic:spPr>
-                </pic:pic>
-              </a:graphicData>
-            </a:graphic>
-          </wp:inline>
-        </w:drawing>
-      </w:r>
-    </w:p>
-    <w:p>
-      <w:pPr>
-        <w:pStyle w:val="Caption"/>
-      </w:pPr>
-      <w:r>
-        <w:t>Figure 6. Cumulative annual decomposition of the change in prevalent schizophrenia cases in China and the United States, 1990-2023. Solid lines show population growth, population ageing, and age-specific rate change; dashed lines show the cumulative net change.</w:t>
-      </w:r>
-    </w:p>
-    <w:p>
-      <w:r>
-        <w:t>In China, population ageing added about 504,000 female and 527,000 male prevalent cases by 2023; population growth added about 409,000 and 462,000. Rate change contributed about 12,000 female and 11,000 male cases. In the United States, population growth was the main positive component, while rate change offset about 51,000 female and 21,000 male cases.</w:t>
+        <w:t>In China, population ageing added about 504,000 female and 527,000 male prevalent cases by 2023; population growth added about 409,000 and 462,000. Rate change contributed about 12,000 female and 11,000 male cases. In the United States, population growth was the main positive component, while rate change offset about 51,000 female and 21,000 male cases. The cumulative annual trajectories are shown in Figure S3.</w:t>
       </w:r>
     </w:p>
     <w:p>
@@ -7008,7 +6960,7 @@
     </w:p>
     <w:p>
       <w:r>
-        <w:t>Applying the same decomposition to both countries and sexes helps clarify why similar increases in absolute burden can arise from different combinations of population growth, ageing, and age-specific rates. In China, age structure made a sizeable positive contribution to prevalence and DALYs, whereas U.S. age-specific-rate components were negative for several outcomes.</w:t>
+        <w:t>Applying the same decomposition to both countries and sexes helps clarify why similar increases in absolute burden can arise from different combinations of population growth, ageing, and age-specific rates. In China, age structure made a sizeable positive contribution to prevalence and DALYs, whereas U.S. age-specific-rate components were negative for several outcomes. The increasing share and number of prevalent cases at ages 65 years or older make this demographic contribution directly relevant to planning age-appropriate clinical and social services, although prevalent counts do not measure actual service use.</w:t>
       </w:r>
     </w:p>
     <w:p>
@@ -7026,7 +6978,7 @@
     </w:p>
     <w:p>
       <w:r>
-        <w:t>Between 1990 and 2023, estimated numbers of incident cases, prevalent cases, and DALYs increased in both China and the United States, but the age-standardized trajectories differed: Chinese slopes were practically stable under the prespecified descriptive rule, whereas U.S. slopes were negative. Decomposition showed that population growth, age structure, and age-specific rates contributed differently across outcomes and settings. Interpreting schizophrenia burden therefore requires attention to absolute service volume, health loss, standardized rates, age structure, and sex together.</w:t>
+        <w:t>Between 1990 and 2023, estimated numbers of incident cases, prevalent cases, and DALYs increased in both China and the United States, but the age-standardized trajectories differed: Chinese slopes were practically stable under the prespecified descriptive rule, whereas U.S. slopes were negative. The China-U.S. prevalence contrast reversed at older ages, and the prevalent population shifted substantially toward ages 65 years or older, particularly in China. Decomposition showed that population growth, age structure, and age-specific rates contributed differently across outcomes and settings. Interpreting schizophrenia burden therefore requires attention to absolute burden, health loss, standardized rates, age structure, and sex together.</w:t>
       </w:r>
     </w:p>
     <w:p>
@@ -7042,7 +6994,7 @@
         <w:pStyle w:val="ListBullet"/>
       </w:pPr>
       <w:r>
-        <w:t>Supplementary file 1: supplementary_material.docx, containing Tables S1-S15 and Figures S1-S2.</w:t>
+        <w:t>Supplementary file 1: supplementary_material.docx, containing Tables S1-S15 and Figures S1-S4.</w:t>
       </w:r>
     </w:p>
     <w:p>

--- a/output/documents/schizophrenia_burden_China_US_1990_2023.docx
+++ b/output/documents/schizophrenia_burden_China_US_1990_2023.docx
@@ -43,7 +43,7 @@
     </w:p>
     <w:p>
       <w:r>
-        <w:t>We analyzed GBD 2023 estimates of incidence, prevalence, and disability-adjusted life-years (DALYs) from 1990 to 2023. We examined all-age quantities and age-standardized rates (ASRs), characterized nonlinear ASR trends with segmented log-linear regression selected by the Bayesian information criterion, and used Shapley replacement to separate changes in all-age burden into population-size, age-structure, and age-specific-rate components. Age-by-year China-US prevalence contrasts and the percentage and number of prevalent cases aged 65 years or older were used to characterize age-specific differences and the ageing of the prevalent population. A cumulative annual decomposition was retained as a supplementary analysis. A descriptive age-period-cohort (APC) analysis used incidence as the principal secondary outcome. Because posterior draws were unavailable, derived quantities are reported as point estimates.</w:t>
+        <w:t>We analyzed GBD 2023 estimates of incidence, prevalence, and disability-adjusted life-years (DALYs) from 1990 to 2023. We examined all-age quantities and age-standardized rates (ASRs), characterized nonlinear ASR trends with segmented log-linear regression selected by the Bayesian information criterion, and used Shapley replacement to separate changes in all-age burden into population-size, age-structure, and age-specific-rate components. Age-by-year China-US prevalence contrasts and the percentage and number of prevalent cases aged 65 years or older were used to characterize age-specific differences and the ageing of the prevalent population. A cumulative annual decomposition was retained as a supplementary analysis. An age-period-cohort (APC) analysis was applied to incidence as a secondary analysis. Because posterior draws were unavailable, derived quantities are reported as point estimates.</w:t>
       </w:r>
     </w:p>
     <w:p>
@@ -145,7 +145,7 @@
     </w:p>
     <w:p>
       <w:r>
-        <w:t>We modeled log ASRs using an open Python implementation of piecewise linear regression based on the general joinpoint parameterization [9]. Candidate models allowed zero to two change points, with at least four annual observations in each segment, and the Bayesian information criterion determined the number and location of breakpoints. Segment annual percentage changes and overall average annual percentage changes (AAPCs) summarize fitted changes in the annual GBD posterior means. For interpretation, absolute annual changes below 0.05% were classified as practically stable; thresholds of 0.02% and 0.10% were examined in sensitivity analyses. This classification is descriptive and is not an equivalence test. Additional sensitivities varied the allowed number of breakpoints, minimum segment length, calendar window, scale, and log-UI-width weighting. We also refitted the candidate models using iterative Prais-Winsten feasible generalized least squares with an AR(1) error structure. NCI Joinpoint is cited as methodological context [10], but the NCI software was not used.</w:t>
+        <w:t>We modeled log ASRs using an open Python implementation of piecewise linear regression based on the general joinpoint parameterization [9]. Candidate models allowed zero to two change points, with at least four annual observations in each segment, and the Bayesian information criterion determined the number and location of breakpoints. Segment annual percentage changes and overall average annual percentage changes (AAPCs) summarize fitted changes in the annual GBD posterior means. For interpretation, absolute annual changes below 0.05% were classified as practically stable; thresholds of 0.02% and 0.10% were examined in sensitivity analyses. This classification is descriptive and is not an equivalence test. Additional sensitivities varied the allowed number of breakpoints, minimum segment length, calendar window, scale, and log-UI-width weighting. We also refitted the candidate models using iterative Prais-Winsten feasible generalized least squares with an AR(1) error structure. NCI Joinpoint is cited as methodological context [10], but the Joinpoint software was not used.</w:t>
       </w:r>
     </w:p>
     <w:p>
@@ -176,7 +176,7 @@
     </w:p>
     <w:p>
       <w:r>
-        <w:t>The APC analysis used equal five-year age groups from 10-14 through 65-69 years and six five-year periods from 1994-1998 through 2019-2023. Incidence was the principal secondary outcome; prevalence and DALY rate surfaces were included as exploratory extensions. To address the APC identification problem, we used constrained nonlinear functions consistent with the estimable-function literature [12-15]. Reported summaries include a global period slope, separately fitted age-specific log-rate slopes, an age rate-ratio curve, and period- and cohort-curvature rate ratios. The population-weighted least-squares model included an intercept, centered linear age and period terms, and nonlinear age, period, and cohort bases orthogonal to the intercept and linear trend. These summaries were not designed to reproduce conventional NCI APC estimable functions. We assessed the influence of population weighting with an equal-weight analysis and repeated the analysis over an earlier window spanning 1990-1994 through 2015-2019. Rate-ratio curves were normalized to one at the reference categories.</w:t>
+        <w:t>For secondary incidence analysis, we used the published apc2() R code of Rosenberg et al., distributed through the National Cancer Institute's APC Web Tool [14,15]. GBD modeled incident counts and matching populations were summed into equal five-year age groups (10-14 to 65-69 years) and six five-year periods (1994-1998 to 2019-2023). The implementation returns its standard estimable functions: net drift, local drifts, longitudinal age rates, and period and cohort rate ratios, with default reference categories. We repeated the analysis in the equal-width 1990-2019 window. GBD counts are modeled posterior means rather than observed independent event counts; consequently, only point estimates were retained, not the implementation's confidence intervals or Wald tests.</w:t>
       </w:r>
     </w:p>
     <w:p>
@@ -6922,17 +6922,17 @@
     </w:p>
     <w:p>
       <w:r>
-        <w:t>Across the 12 APC panels, the global period slope in the primary window ranged from -0.291%/year for female DALYs in the United States to 0.038%/year for male incidence in the United States. Practical-stability classifications were identical in the primary and 1990-2019 windows for all 12 panels. Ten panels contained age-specific slopes in opposing directions, illustrating how an aggregate trend can mask variation across age groups.</w:t>
+        <w:t>In the four incidence panels, APC net drift ranged from -0.078%/year for U.S. females to 0.037%/year for U.S. males. The China estimates were 0.006%/year for females and 0.001%/year for males. Under the prespecified +/-0.05%/year practical-stability band, both China panels and U.S. males were stable, whereas U.S. females decreased. These labels were unchanged in the 1990-2019 sensitivity window.</w:t>
       </w:r>
     </w:p>
     <w:p>
       <w:r>
-        <w:t>Period-curvature rate ratios ranged from 0.968 to 1.008, and cohort-curvature rate ratios from 0.925 to 1.018. Replacing population weights with equal weights changed the global period slope by no more than 0.002 percentage points/year. These normalized curves summarize period and cohort curvature without assigning causal effects.</w:t>
+        <w:t>All four country-sex panels had APC local drifts on both sides of zero, showing age-specific temporal heterogeneity. Across panels, period rate ratios ranged from 0.979 to 1.011 and cohort rate ratios from 0.875 to 1.016. These are APC estimable functions normalized to their reference periods and cohorts; they do not establish causal period or birth-cohort effects.</w:t>
       </w:r>
     </w:p>
     <w:p>
       <w:r>
-        <w:t>For incidence, the practical-stability classification from the global APC period slope agreed with the segmented AAPC in 3 of the 4 country-sex strata. Exact agreement is not expected because the two summaries use different age ranges, weighting and standardization schemes, calendar aggregation, and model forms. Prevalence and DALY APC panels were retained as exploratory rate-surface analyses.</w:t>
+        <w:t>The practical-stability classification from APC net drift agreed with the segmented incidence AAPC in three of four country-sex strata. The exception was U.S. males: segmented AAPC decreased, while APC net drift was within the practical-stability band. The estimands differ in age coverage, standardization, calendar aggregation, and model form, so exact agreement is not expected.</w:t>
       </w:r>
     </w:p>
     <w:p>
@@ -6950,7 +6950,7 @@
     </w:p>
     <w:p>
       <w:r>
-        <w:t>The APC analysis provides a complementary view of age-specific change. Opposing age-specific slopes in several panels indicate that a single aggregate trajectory can obscure groups moving in different directions. For China-male incidence, both the segmented AAPC and the global APC period slope fell within the practical-stability band. For U.S.-male incidence, the segmented AAPC was negative while the selected-age global period slope remained within that band. The two measures differ in calendar window, age coverage, population weighting, standardization, and model form, so they need not agree exactly.</w:t>
+        <w:t>The APC incidence analysis provides a complementary view of age-specific change. Local drifts had opposing signs in all four panels, indicating that an aggregate trajectory can obscure groups moving in different directions. In China-male incidence, both segmented AAPC and APC net drift were practically stable. In U.S.-male incidence, segmented AAPC decreased while APC net drift was practically stable. Differences in calendar window, age coverage, standardization, and model form can explain this mismatch; neither summary is a causal estimate.</w:t>
       </w:r>
     </w:p>
     <w:p>
@@ -7183,10 +7183,7 @@
         <w:ind w:hanging="288" w:left="288"/>
       </w:pPr>
       <w:r>
-        <w:rPr>
-          <w:sz w:val="18"/>
-        </w:rPr>
-        <w:t>14. Luo L. Assessing validity and application scope of the intrinsic estimator approach to the age-period-cohort problem. Demography. 2013;50(6):1945-1967. doi:10.1007/s13524-013-0243-z.</w:t>
+        <w:t>14. Rosenberg PS, Check DP, Anderson WF. A web tool for age-period-cohort analysis of cancer incidence and mortality rates. Cancer Epidemiol Biomarkers Prev. 2014;23(11):2296-2302. doi:10.1158/1055-9965.EPI-14-0300.</w:t>
       </w:r>
     </w:p>
     <w:p>
@@ -7195,10 +7192,7 @@
         <w:ind w:hanging="288" w:left="288"/>
       </w:pPr>
       <w:r>
-        <w:rPr>
-          <w:sz w:val="18"/>
-        </w:rPr>
-        <w:t>15. Rutherford MJ, Lambert PC, Thompson JR. Age-period-cohort modeling. Stata J. 2010;10(4):606-627. doi:10.1177/1536867X1101000405.</w:t>
+        <w:t>15. National Cancer Institute. Age Period Cohort Analysis Tool. https://analysistools.cancer.gov/apc/help.html. Accessed 11 September 2026.</w:t>
       </w:r>
     </w:p>
     <w:p>
